--- a/Quotations/18_19_March_2026/Quotation Without Budget.docx
+++ b/Quotations/18_19_March_2026/Quotation Without Budget.docx
@@ -943,7 +943,6 @@
                 <w:szCs w:val="28"/>
               </w:rPr>
             </w:pPr>
-            <w:proofErr w:type="spellStart"/>
             <w:r>
               <w:rPr>
                 <w:rStyle w:val="IntenseEmphasis"/>
@@ -968,21 +967,7 @@
                 <w:sz w:val="28"/>
                 <w:szCs w:val="28"/>
               </w:rPr>
-              <w:t>holies</w:t>
-            </w:r>
-            <w:proofErr w:type="spellEnd"/>
-            <w:r>
-              <w:rPr>
-                <w:rStyle w:val="IntenseEmphasis"/>
-                <w:rFonts w:eastAsia="Calibri Light"/>
-                <w:b w:val="0"/>
-                <w:bCs w:val="0"/>
-                <w:i w:val="0"/>
-                <w:iCs w:val="0"/>
-                <w:sz w:val="28"/>
-                <w:szCs w:val="28"/>
-              </w:rPr>
-              <w:t xml:space="preserve"> </w:t>
+              <w:t xml:space="preserve">holies </w:t>
             </w:r>
             <w:r>
               <w:rPr>
@@ -1124,35 +1109,7 @@
                 <w:sz w:val="28"/>
                 <w:szCs w:val="28"/>
               </w:rPr>
-              <w:t xml:space="preserve">Name Hording </w:t>
-            </w:r>
-            <w:proofErr w:type="gramStart"/>
-            <w:r>
-              <w:rPr>
-                <w:rStyle w:val="IntenseEmphasis"/>
-                <w:rFonts w:eastAsia="Calibri Light"/>
-                <w:b w:val="0"/>
-                <w:bCs w:val="0"/>
-                <w:i w:val="0"/>
-                <w:iCs w:val="0"/>
-                <w:sz w:val="28"/>
-                <w:szCs w:val="28"/>
-              </w:rPr>
-              <w:t>For</w:t>
-            </w:r>
-            <w:proofErr w:type="gramEnd"/>
-            <w:r>
-              <w:rPr>
-                <w:rStyle w:val="IntenseEmphasis"/>
-                <w:rFonts w:eastAsia="Calibri Light"/>
-                <w:b w:val="0"/>
-                <w:bCs w:val="0"/>
-                <w:i w:val="0"/>
-                <w:iCs w:val="0"/>
-                <w:sz w:val="28"/>
-                <w:szCs w:val="28"/>
-              </w:rPr>
-              <w:t xml:space="preserve"> </w:t>
+              <w:t xml:space="preserve">Name Hording For </w:t>
             </w:r>
             <w:r>
               <w:rPr>
@@ -2029,7 +1986,20 @@
                 <w:sz w:val="28"/>
                 <w:szCs w:val="28"/>
               </w:rPr>
-              <w:t>10,000 /-</w:t>
+              <w:t>2</w:t>
+            </w:r>
+            <w:r>
+              <w:rPr>
+                <w:rStyle w:val="IntenseEmphasis"/>
+                <w:rFonts w:eastAsia="Calibri Light"/>
+                <w:b w:val="0"/>
+                <w:bCs w:val="0"/>
+                <w:i w:val="0"/>
+                <w:iCs w:val="0"/>
+                <w:sz w:val="28"/>
+                <w:szCs w:val="28"/>
+              </w:rPr>
+              <w:t>0,000 /-</w:t>
             </w:r>
           </w:p>
         </w:tc>
@@ -3289,57 +3259,7 @@
                   <w14:round/>
                 </w14:textOutline>
               </w:rPr>
-              <w:t xml:space="preserve">Professional DJ Jockey [In House </w:t>
-            </w:r>
-            <w:proofErr w:type="gramStart"/>
-            <w:r>
-              <w:rPr>
-                <w:rStyle w:val="IntenseEmphasis"/>
-                <w:rFonts w:eastAsia="Calibri Light"/>
-                <w:b w:val="0"/>
-                <w:bCs w:val="0"/>
-                <w:i w:val="0"/>
-                <w:iCs w:val="0"/>
-                <w:color w:val="000000" w:themeColor="text1"/>
-                <w:sz w:val="28"/>
-                <w:szCs w:val="28"/>
-                <w14:shadow w14:blurRad="38100" w14:dist="19050" w14:dir="2700000" w14:sx="100000" w14:sy="100000" w14:kx="0" w14:ky="0" w14:algn="tl">
-                  <w14:schemeClr w14:val="dk1">
-                    <w14:alpha w14:val="60000"/>
-                  </w14:schemeClr>
-                </w14:shadow>
-                <w14:textOutline w14:w="0" w14:cap="flat" w14:cmpd="sng" w14:algn="ctr">
-                  <w14:noFill/>
-                  <w14:prstDash w14:val="solid"/>
-                  <w14:round/>
-                </w14:textOutline>
-              </w:rPr>
-              <w:t>For</w:t>
-            </w:r>
-            <w:proofErr w:type="gramEnd"/>
-            <w:r>
-              <w:rPr>
-                <w:rStyle w:val="IntenseEmphasis"/>
-                <w:rFonts w:eastAsia="Calibri Light"/>
-                <w:b w:val="0"/>
-                <w:bCs w:val="0"/>
-                <w:i w:val="0"/>
-                <w:iCs w:val="0"/>
-                <w:color w:val="000000" w:themeColor="text1"/>
-                <w:sz w:val="28"/>
-                <w:szCs w:val="28"/>
-                <w14:shadow w14:blurRad="38100" w14:dist="19050" w14:dir="2700000" w14:sx="100000" w14:sy="100000" w14:kx="0" w14:ky="0" w14:algn="tl">
-                  <w14:schemeClr w14:val="dk1">
-                    <w14:alpha w14:val="60000"/>
-                  </w14:schemeClr>
-                </w14:shadow>
-                <w14:textOutline w14:w="0" w14:cap="flat" w14:cmpd="sng" w14:algn="ctr">
-                  <w14:noFill/>
-                  <w14:prstDash w14:val="solid"/>
-                  <w14:round/>
-                </w14:textOutline>
-              </w:rPr>
-              <w:t xml:space="preserve"> Backup]</w:t>
+              <w:t>Professional DJ Jockey [In House For Backup]</w:t>
             </w:r>
           </w:p>
           <w:p>
@@ -3574,7 +3494,7 @@
                   <w14:round/>
                 </w14:textOutline>
               </w:rPr>
-              <w:t>75</w:t>
+              <w:t>90</w:t>
             </w:r>
             <w:r>
               <w:rPr>
@@ -3953,57 +3873,7 @@
                   <w14:round/>
                 </w14:textOutline>
               </w:rPr>
-              <w:t xml:space="preserve">2 Pole Truss </w:t>
-            </w:r>
-            <w:proofErr w:type="gramStart"/>
-            <w:r>
-              <w:rPr>
-                <w:rStyle w:val="IntenseEmphasis"/>
-                <w:rFonts w:eastAsia="Calibri Light"/>
-                <w:b w:val="0"/>
-                <w:bCs w:val="0"/>
-                <w:i w:val="0"/>
-                <w:iCs w:val="0"/>
-                <w:color w:val="000000" w:themeColor="text1"/>
-                <w:sz w:val="28"/>
-                <w:szCs w:val="28"/>
-                <w14:shadow w14:blurRad="38100" w14:dist="19050" w14:dir="2700000" w14:sx="100000" w14:sy="100000" w14:kx="0" w14:ky="0" w14:algn="tl">
-                  <w14:schemeClr w14:val="dk1">
-                    <w14:alpha w14:val="60000"/>
-                  </w14:schemeClr>
-                </w14:shadow>
-                <w14:textOutline w14:w="0" w14:cap="flat" w14:cmpd="sng" w14:algn="ctr">
-                  <w14:noFill/>
-                  <w14:prstDash w14:val="solid"/>
-                  <w14:round/>
-                </w14:textOutline>
-              </w:rPr>
-              <w:t>With</w:t>
-            </w:r>
-            <w:proofErr w:type="gramEnd"/>
-            <w:r>
-              <w:rPr>
-                <w:rStyle w:val="IntenseEmphasis"/>
-                <w:rFonts w:eastAsia="Calibri Light"/>
-                <w:b w:val="0"/>
-                <w:bCs w:val="0"/>
-                <w:i w:val="0"/>
-                <w:iCs w:val="0"/>
-                <w:color w:val="000000" w:themeColor="text1"/>
-                <w:sz w:val="28"/>
-                <w:szCs w:val="28"/>
-                <w14:shadow w14:blurRad="38100" w14:dist="19050" w14:dir="2700000" w14:sx="100000" w14:sy="100000" w14:kx="0" w14:ky="0" w14:algn="tl">
-                  <w14:schemeClr w14:val="dk1">
-                    <w14:alpha w14:val="60000"/>
-                  </w14:schemeClr>
-                </w14:shadow>
-                <w14:textOutline w14:w="0" w14:cap="flat" w14:cmpd="sng" w14:algn="ctr">
-                  <w14:noFill/>
-                  <w14:prstDash w14:val="solid"/>
-                  <w14:round/>
-                </w14:textOutline>
-              </w:rPr>
-              <w:t xml:space="preserve"> Masking</w:t>
+              <w:t>2 Pole Truss With Masking</w:t>
             </w:r>
           </w:p>
           <w:p>
@@ -4561,7 +4431,31 @@
                   <w14:round/>
                 </w14:textOutline>
               </w:rPr>
-              <w:t>0,000 /-</w:t>
+              <w:t>5</w:t>
+            </w:r>
+            <w:r>
+              <w:rPr>
+                <w:rStyle w:val="IntenseEmphasis"/>
+                <w:rFonts w:eastAsia="Calibri Light"/>
+                <w:b w:val="0"/>
+                <w:bCs w:val="0"/>
+                <w:i w:val="0"/>
+                <w:iCs w:val="0"/>
+                <w:color w:val="000000" w:themeColor="text1"/>
+                <w:sz w:val="28"/>
+                <w:szCs w:val="28"/>
+                <w14:shadow w14:blurRad="38100" w14:dist="19050" w14:dir="2700000" w14:sx="100000" w14:sy="100000" w14:kx="0" w14:ky="0" w14:algn="tl">
+                  <w14:schemeClr w14:val="dk1">
+                    <w14:alpha w14:val="60000"/>
+                  </w14:schemeClr>
+                </w14:shadow>
+                <w14:textOutline w14:w="0" w14:cap="flat" w14:cmpd="sng" w14:algn="ctr">
+                  <w14:noFill/>
+                  <w14:prstDash w14:val="solid"/>
+                  <w14:round/>
+                </w14:textOutline>
+              </w:rPr>
+              <w:t>,000 /-</w:t>
             </w:r>
           </w:p>
         </w:tc>
@@ -5207,7 +5101,55 @@
                   <w14:round/>
                 </w14:textOutline>
               </w:rPr>
-              <w:t>10,000 /-</w:t>
+              <w:t>1</w:t>
+            </w:r>
+            <w:r>
+              <w:rPr>
+                <w:rStyle w:val="IntenseEmphasis"/>
+                <w:rFonts w:eastAsia="Calibri Light"/>
+                <w:b w:val="0"/>
+                <w:bCs w:val="0"/>
+                <w:i w:val="0"/>
+                <w:iCs w:val="0"/>
+                <w:color w:val="000000" w:themeColor="text1"/>
+                <w:sz w:val="28"/>
+                <w:szCs w:val="28"/>
+                <w14:shadow w14:blurRad="38100" w14:dist="19050" w14:dir="2700000" w14:sx="100000" w14:sy="100000" w14:kx="0" w14:ky="0" w14:algn="tl">
+                  <w14:schemeClr w14:val="dk1">
+                    <w14:alpha w14:val="60000"/>
+                  </w14:schemeClr>
+                </w14:shadow>
+                <w14:textOutline w14:w="0" w14:cap="flat" w14:cmpd="sng" w14:algn="ctr">
+                  <w14:noFill/>
+                  <w14:prstDash w14:val="solid"/>
+                  <w14:round/>
+                </w14:textOutline>
+              </w:rPr>
+              <w:t>5</w:t>
+            </w:r>
+            <w:r>
+              <w:rPr>
+                <w:rStyle w:val="IntenseEmphasis"/>
+                <w:rFonts w:eastAsia="Calibri Light"/>
+                <w:b w:val="0"/>
+                <w:bCs w:val="0"/>
+                <w:i w:val="0"/>
+                <w:iCs w:val="0"/>
+                <w:color w:val="000000" w:themeColor="text1"/>
+                <w:sz w:val="28"/>
+                <w:szCs w:val="28"/>
+                <w14:shadow w14:blurRad="38100" w14:dist="19050" w14:dir="2700000" w14:sx="100000" w14:sy="100000" w14:kx="0" w14:ky="0" w14:algn="tl">
+                  <w14:schemeClr w14:val="dk1">
+                    <w14:alpha w14:val="60000"/>
+                  </w14:schemeClr>
+                </w14:shadow>
+                <w14:textOutline w14:w="0" w14:cap="flat" w14:cmpd="sng" w14:algn="ctr">
+                  <w14:noFill/>
+                  <w14:prstDash w14:val="solid"/>
+                  <w14:round/>
+                </w14:textOutline>
+              </w:rPr>
+              <w:t>,000 /-</w:t>
             </w:r>
           </w:p>
           <w:p>
@@ -6199,7 +6141,55 @@
                   <w14:round/>
                 </w14:textOutline>
               </w:rPr>
-              <w:t>16x16</w:t>
+              <w:t>1</w:t>
+            </w:r>
+            <w:r>
+              <w:rPr>
+                <w:rStyle w:val="IntenseEmphasis"/>
+                <w:rFonts w:eastAsia="Calibri Light"/>
+                <w:b w:val="0"/>
+                <w:bCs w:val="0"/>
+                <w:i w:val="0"/>
+                <w:iCs w:val="0"/>
+                <w:color w:val="000000" w:themeColor="text1"/>
+                <w:sz w:val="28"/>
+                <w:szCs w:val="28"/>
+                <w14:shadow w14:blurRad="38100" w14:dist="19050" w14:dir="2700000" w14:sx="100000" w14:sy="100000" w14:kx="0" w14:ky="0" w14:algn="tl">
+                  <w14:schemeClr w14:val="dk1">
+                    <w14:alpha w14:val="60000"/>
+                  </w14:schemeClr>
+                </w14:shadow>
+                <w14:textOutline w14:w="0" w14:cap="flat" w14:cmpd="sng" w14:algn="ctr">
+                  <w14:noFill/>
+                  <w14:prstDash w14:val="solid"/>
+                  <w14:round/>
+                </w14:textOutline>
+              </w:rPr>
+              <w:t>2</w:t>
+            </w:r>
+            <w:r>
+              <w:rPr>
+                <w:rStyle w:val="IntenseEmphasis"/>
+                <w:rFonts w:eastAsia="Calibri Light"/>
+                <w:b w:val="0"/>
+                <w:bCs w:val="0"/>
+                <w:i w:val="0"/>
+                <w:iCs w:val="0"/>
+                <w:color w:val="000000" w:themeColor="text1"/>
+                <w:sz w:val="28"/>
+                <w:szCs w:val="28"/>
+                <w14:shadow w14:blurRad="38100" w14:dist="19050" w14:dir="2700000" w14:sx="100000" w14:sy="100000" w14:kx="0" w14:ky="0" w14:algn="tl">
+                  <w14:schemeClr w14:val="dk1">
+                    <w14:alpha w14:val="60000"/>
+                  </w14:schemeClr>
+                </w14:shadow>
+                <w14:textOutline w14:w="0" w14:cap="flat" w14:cmpd="sng" w14:algn="ctr">
+                  <w14:noFill/>
+                  <w14:prstDash w14:val="solid"/>
+                  <w14:round/>
+                </w14:textOutline>
+              </w:rPr>
+              <w:t>x16</w:t>
             </w:r>
             <w:r>
               <w:rPr>
@@ -6723,7 +6713,7 @@
                   <w14:round/>
                 </w14:textOutline>
               </w:rPr>
-              <w:t>60</w:t>
+              <w:t>75</w:t>
             </w:r>
             <w:r>
               <w:rPr>
@@ -7202,55 +7192,29 @@
                 </w14:textOutline>
               </w:rPr>
             </w:pPr>
-            <w:proofErr w:type="spellStart"/>
-            <w:r>
-              <w:rPr>
-                <w:rStyle w:val="IntenseEmphasis"/>
-                <w:rFonts w:eastAsia="Calibri Light"/>
-                <w:b w:val="0"/>
-                <w:bCs w:val="0"/>
-                <w:i w:val="0"/>
-                <w:iCs w:val="0"/>
-                <w:color w:val="000000" w:themeColor="text1"/>
-                <w:sz w:val="28"/>
-                <w:szCs w:val="28"/>
-                <w14:shadow w14:blurRad="38100" w14:dist="19050" w14:dir="2700000" w14:sx="100000" w14:sy="100000" w14:kx="0" w14:ky="0" w14:algn="tl">
-                  <w14:schemeClr w14:val="dk1">
-                    <w14:alpha w14:val="60000"/>
-                  </w14:schemeClr>
-                </w14:shadow>
-                <w14:textOutline w14:w="0" w14:cap="flat" w14:cmpd="sng" w14:algn="ctr">
-                  <w14:noFill/>
-                  <w14:prstDash w14:val="solid"/>
-                  <w14:round/>
-                </w14:textOutline>
-              </w:rPr>
-              <w:t>Dholies</w:t>
-            </w:r>
-            <w:proofErr w:type="spellEnd"/>
-            <w:r>
-              <w:rPr>
-                <w:rStyle w:val="IntenseEmphasis"/>
-                <w:rFonts w:eastAsia="Calibri Light"/>
-                <w:b w:val="0"/>
-                <w:bCs w:val="0"/>
-                <w:i w:val="0"/>
-                <w:iCs w:val="0"/>
-                <w:color w:val="000000" w:themeColor="text1"/>
-                <w:sz w:val="28"/>
-                <w:szCs w:val="28"/>
-                <w14:shadow w14:blurRad="38100" w14:dist="19050" w14:dir="2700000" w14:sx="100000" w14:sy="100000" w14:kx="0" w14:ky="0" w14:algn="tl">
-                  <w14:schemeClr w14:val="dk1">
-                    <w14:alpha w14:val="60000"/>
-                  </w14:schemeClr>
-                </w14:shadow>
-                <w14:textOutline w14:w="0" w14:cap="flat" w14:cmpd="sng" w14:algn="ctr">
-                  <w14:noFill/>
-                  <w14:prstDash w14:val="solid"/>
-                  <w14:round/>
-                </w14:textOutline>
-              </w:rPr>
-              <w:t xml:space="preserve"> Team (4)</w:t>
+            <w:r>
+              <w:rPr>
+                <w:rStyle w:val="IntenseEmphasis"/>
+                <w:rFonts w:eastAsia="Calibri Light"/>
+                <w:b w:val="0"/>
+                <w:bCs w:val="0"/>
+                <w:i w:val="0"/>
+                <w:iCs w:val="0"/>
+                <w:color w:val="000000" w:themeColor="text1"/>
+                <w:sz w:val="28"/>
+                <w:szCs w:val="28"/>
+                <w14:shadow w14:blurRad="38100" w14:dist="19050" w14:dir="2700000" w14:sx="100000" w14:sy="100000" w14:kx="0" w14:ky="0" w14:algn="tl">
+                  <w14:schemeClr w14:val="dk1">
+                    <w14:alpha w14:val="60000"/>
+                  </w14:schemeClr>
+                </w14:shadow>
+                <w14:textOutline w14:w="0" w14:cap="flat" w14:cmpd="sng" w14:algn="ctr">
+                  <w14:noFill/>
+                  <w14:prstDash w14:val="solid"/>
+                  <w14:round/>
+                </w14:textOutline>
+              </w:rPr>
+              <w:t>Dholies Team (4)</w:t>
             </w:r>
           </w:p>
         </w:tc>
@@ -7331,7 +7295,55 @@
                   <w14:round/>
                 </w14:textOutline>
               </w:rPr>
-              <w:t>12,000 /-</w:t>
+              <w:t>1</w:t>
+            </w:r>
+            <w:r>
+              <w:rPr>
+                <w:rStyle w:val="IntenseEmphasis"/>
+                <w:rFonts w:eastAsia="Calibri Light"/>
+                <w:b w:val="0"/>
+                <w:bCs w:val="0"/>
+                <w:i w:val="0"/>
+                <w:iCs w:val="0"/>
+                <w:color w:val="000000" w:themeColor="text1"/>
+                <w:sz w:val="28"/>
+                <w:szCs w:val="28"/>
+                <w14:shadow w14:blurRad="38100" w14:dist="19050" w14:dir="2700000" w14:sx="100000" w14:sy="100000" w14:kx="0" w14:ky="0" w14:algn="tl">
+                  <w14:schemeClr w14:val="dk1">
+                    <w14:alpha w14:val="60000"/>
+                  </w14:schemeClr>
+                </w14:shadow>
+                <w14:textOutline w14:w="0" w14:cap="flat" w14:cmpd="sng" w14:algn="ctr">
+                  <w14:noFill/>
+                  <w14:prstDash w14:val="solid"/>
+                  <w14:round/>
+                </w14:textOutline>
+              </w:rPr>
+              <w:t>0</w:t>
+            </w:r>
+            <w:r>
+              <w:rPr>
+                <w:rStyle w:val="IntenseEmphasis"/>
+                <w:rFonts w:eastAsia="Calibri Light"/>
+                <w:b w:val="0"/>
+                <w:bCs w:val="0"/>
+                <w:i w:val="0"/>
+                <w:iCs w:val="0"/>
+                <w:color w:val="000000" w:themeColor="text1"/>
+                <w:sz w:val="28"/>
+                <w:szCs w:val="28"/>
+                <w14:shadow w14:blurRad="38100" w14:dist="19050" w14:dir="2700000" w14:sx="100000" w14:sy="100000" w14:kx="0" w14:ky="0" w14:algn="tl">
+                  <w14:schemeClr w14:val="dk1">
+                    <w14:alpha w14:val="60000"/>
+                  </w14:schemeClr>
+                </w14:shadow>
+                <w14:textOutline w14:w="0" w14:cap="flat" w14:cmpd="sng" w14:algn="ctr">
+                  <w14:noFill/>
+                  <w14:prstDash w14:val="solid"/>
+                  <w14:round/>
+                </w14:textOutline>
+              </w:rPr>
+              <w:t>,000 /-</w:t>
             </w:r>
           </w:p>
         </w:tc>
@@ -7408,33 +7420,7 @@
                 <w:sz w:val="28"/>
                 <w:szCs w:val="28"/>
               </w:rPr>
-              <w:t xml:space="preserve"> </w:t>
-            </w:r>
-            <w:proofErr w:type="gramStart"/>
-            <w:r>
-              <w:rPr>
-                <w:rStyle w:val="IntenseEmphasis"/>
-                <w:rFonts w:eastAsia="Calibri Light"/>
-                <w:i w:val="0"/>
-                <w:iCs w:val="0"/>
-                <w:color w:val="ED7D31" w:themeColor="accent2"/>
-                <w:sz w:val="28"/>
-                <w:szCs w:val="28"/>
-              </w:rPr>
-              <w:t>For</w:t>
-            </w:r>
-            <w:proofErr w:type="gramEnd"/>
-            <w:r>
-              <w:rPr>
-                <w:rStyle w:val="IntenseEmphasis"/>
-                <w:rFonts w:eastAsia="Calibri Light"/>
-                <w:i w:val="0"/>
-                <w:iCs w:val="0"/>
-                <w:color w:val="ED7D31" w:themeColor="accent2"/>
-                <w:sz w:val="28"/>
-                <w:szCs w:val="28"/>
-              </w:rPr>
-              <w:t xml:space="preserve"> Entry </w:t>
+              <w:t xml:space="preserve"> For Entry </w:t>
             </w:r>
           </w:p>
           <w:p>
@@ -7554,33 +7540,7 @@
                 <w:sz w:val="28"/>
                 <w:szCs w:val="28"/>
               </w:rPr>
-              <w:t xml:space="preserve"> </w:t>
-            </w:r>
-            <w:proofErr w:type="gramStart"/>
-            <w:r>
-              <w:rPr>
-                <w:rStyle w:val="IntenseEmphasis"/>
-                <w:rFonts w:eastAsia="Calibri Light"/>
-                <w:i w:val="0"/>
-                <w:iCs w:val="0"/>
-                <w:color w:val="ED7D31" w:themeColor="accent2"/>
-                <w:sz w:val="28"/>
-                <w:szCs w:val="28"/>
-              </w:rPr>
-              <w:t>By</w:t>
-            </w:r>
-            <w:proofErr w:type="gramEnd"/>
-            <w:r>
-              <w:rPr>
-                <w:rStyle w:val="IntenseEmphasis"/>
-                <w:rFonts w:eastAsia="Calibri Light"/>
-                <w:i w:val="0"/>
-                <w:iCs w:val="0"/>
-                <w:color w:val="ED7D31" w:themeColor="accent2"/>
-                <w:sz w:val="28"/>
-                <w:szCs w:val="28"/>
-              </w:rPr>
-              <w:t xml:space="preserve"> Anchor</w:t>
+              <w:t xml:space="preserve"> By Anchor</w:t>
             </w:r>
           </w:p>
           <w:p>
@@ -7779,7 +7739,31 @@
                   <w14:round/>
                 </w14:textOutline>
               </w:rPr>
-              <w:t xml:space="preserve">            4</w:t>
+              <w:t xml:space="preserve">            </w:t>
+            </w:r>
+            <w:r>
+              <w:rPr>
+                <w:rStyle w:val="IntenseEmphasis"/>
+                <w:rFonts w:eastAsia="Calibri Light"/>
+                <w:b w:val="0"/>
+                <w:bCs w:val="0"/>
+                <w:i w:val="0"/>
+                <w:iCs w:val="0"/>
+                <w:color w:val="000000" w:themeColor="text1"/>
+                <w:sz w:val="28"/>
+                <w:szCs w:val="28"/>
+                <w14:shadow w14:blurRad="38100" w14:dist="19050" w14:dir="2700000" w14:sx="100000" w14:sy="100000" w14:kx="0" w14:ky="0" w14:algn="tl">
+                  <w14:schemeClr w14:val="dk1">
+                    <w14:alpha w14:val="60000"/>
+                  </w14:schemeClr>
+                </w14:shadow>
+                <w14:textOutline w14:w="0" w14:cap="flat" w14:cmpd="sng" w14:algn="ctr">
+                  <w14:noFill/>
+                  <w14:prstDash w14:val="solid"/>
+                  <w14:round/>
+                </w14:textOutline>
+              </w:rPr>
+              <w:t>5</w:t>
             </w:r>
             <w:r>
               <w:rPr>
@@ -7804,6 +7788,30 @@
                 </w14:textOutline>
               </w:rPr>
               <w:t>,000</w:t>
+            </w:r>
+            <w:r>
+              <w:rPr>
+                <w:rStyle w:val="IntenseEmphasis"/>
+                <w:rFonts w:eastAsia="Calibri Light"/>
+                <w:b w:val="0"/>
+                <w:bCs w:val="0"/>
+                <w:i w:val="0"/>
+                <w:iCs w:val="0"/>
+                <w:color w:val="000000" w:themeColor="text1"/>
+                <w:sz w:val="28"/>
+                <w:szCs w:val="28"/>
+                <w14:shadow w14:blurRad="38100" w14:dist="19050" w14:dir="2700000" w14:sx="100000" w14:sy="100000" w14:kx="0" w14:ky="0" w14:algn="tl">
+                  <w14:schemeClr w14:val="dk1">
+                    <w14:alpha w14:val="60000"/>
+                  </w14:schemeClr>
+                </w14:shadow>
+                <w14:textOutline w14:w="0" w14:cap="flat" w14:cmpd="sng" w14:algn="ctr">
+                  <w14:noFill/>
+                  <w14:prstDash w14:val="solid"/>
+                  <w14:round/>
+                </w14:textOutline>
+              </w:rPr>
+              <w:t xml:space="preserve"> /-</w:t>
             </w:r>
           </w:p>
           <w:p>
@@ -9305,31 +9313,103 @@
                   <w14:round/>
                 </w14:textOutline>
               </w:rPr>
-              <w:t>16x24</w:t>
-            </w:r>
-            <w:r>
-              <w:rPr>
-                <w:rStyle w:val="IntenseEmphasis"/>
-                <w:rFonts w:eastAsia="Calibri Light"/>
-                <w:b w:val="0"/>
-                <w:bCs w:val="0"/>
-                <w:i w:val="0"/>
-                <w:iCs w:val="0"/>
-                <w:color w:val="000000" w:themeColor="text1"/>
-                <w:sz w:val="28"/>
-                <w:szCs w:val="28"/>
-                <w14:shadow w14:blurRad="38100" w14:dist="19050" w14:dir="2700000" w14:sx="100000" w14:sy="100000" w14:kx="0" w14:ky="0" w14:algn="tl">
-                  <w14:schemeClr w14:val="dk1">
-                    <w14:alpha w14:val="60000"/>
-                  </w14:schemeClr>
-                </w14:shadow>
-                <w14:textOutline w14:w="0" w14:cap="flat" w14:cmpd="sng" w14:algn="ctr">
-                  <w14:noFill/>
-                  <w14:prstDash w14:val="solid"/>
-                  <w14:round/>
-                </w14:textOutline>
-              </w:rPr>
-              <w:t>) [As Per Theme]</w:t>
+              <w:t>16x</w:t>
+            </w:r>
+            <w:r>
+              <w:rPr>
+                <w:rStyle w:val="IntenseEmphasis"/>
+                <w:rFonts w:eastAsia="Calibri Light"/>
+                <w:b w:val="0"/>
+                <w:bCs w:val="0"/>
+                <w:i w:val="0"/>
+                <w:iCs w:val="0"/>
+                <w:color w:val="000000" w:themeColor="text1"/>
+                <w:sz w:val="28"/>
+                <w:szCs w:val="28"/>
+                <w14:shadow w14:blurRad="38100" w14:dist="19050" w14:dir="2700000" w14:sx="100000" w14:sy="100000" w14:kx="0" w14:ky="0" w14:algn="tl">
+                  <w14:schemeClr w14:val="dk1">
+                    <w14:alpha w14:val="60000"/>
+                  </w14:schemeClr>
+                </w14:shadow>
+                <w14:textOutline w14:w="0" w14:cap="flat" w14:cmpd="sng" w14:algn="ctr">
+                  <w14:noFill/>
+                  <w14:prstDash w14:val="solid"/>
+                  <w14:round/>
+                </w14:textOutline>
+              </w:rPr>
+              <w:t>16 or 16x20</w:t>
+            </w:r>
+            <w:r>
+              <w:rPr>
+                <w:rStyle w:val="IntenseEmphasis"/>
+                <w:rFonts w:eastAsia="Calibri Light"/>
+                <w:b w:val="0"/>
+                <w:bCs w:val="0"/>
+                <w:i w:val="0"/>
+                <w:iCs w:val="0"/>
+                <w:color w:val="000000" w:themeColor="text1"/>
+                <w:sz w:val="28"/>
+                <w:szCs w:val="28"/>
+                <w14:shadow w14:blurRad="38100" w14:dist="19050" w14:dir="2700000" w14:sx="100000" w14:sy="100000" w14:kx="0" w14:ky="0" w14:algn="tl">
+                  <w14:schemeClr w14:val="dk1">
+                    <w14:alpha w14:val="60000"/>
+                  </w14:schemeClr>
+                </w14:shadow>
+                <w14:textOutline w14:w="0" w14:cap="flat" w14:cmpd="sng" w14:algn="ctr">
+                  <w14:noFill/>
+                  <w14:prstDash w14:val="solid"/>
+                  <w14:round/>
+                </w14:textOutline>
+              </w:rPr>
+              <w:t>)</w:t>
+            </w:r>
+            <w:r>
+              <w:rPr>
+                <w:rStyle w:val="IntenseEmphasis"/>
+                <w:rFonts w:eastAsia="Calibri Light"/>
+                <w:b w:val="0"/>
+                <w:bCs w:val="0"/>
+                <w:i w:val="0"/>
+                <w:iCs w:val="0"/>
+                <w:color w:val="000000" w:themeColor="text1"/>
+                <w:sz w:val="28"/>
+                <w:szCs w:val="28"/>
+                <w14:shadow w14:blurRad="38100" w14:dist="19050" w14:dir="2700000" w14:sx="100000" w14:sy="100000" w14:kx="0" w14:ky="0" w14:algn="tl">
+                  <w14:schemeClr w14:val="dk1">
+                    <w14:alpha w14:val="60000"/>
+                  </w14:schemeClr>
+                </w14:shadow>
+                <w14:textOutline w14:w="0" w14:cap="flat" w14:cmpd="sng" w14:algn="ctr">
+                  <w14:noFill/>
+                  <w14:prstDash w14:val="solid"/>
+                  <w14:round/>
+                </w14:textOutline>
+              </w:rPr>
+              <w:t xml:space="preserve"> </w:t>
+            </w:r>
+            <w:r>
+              <w:rPr>
+                <w:rStyle w:val="IntenseEmphasis"/>
+                <w:rFonts w:eastAsia="Calibri Light"/>
+                <w:b w:val="0"/>
+                <w:bCs w:val="0"/>
+                <w:i w:val="0"/>
+                <w:iCs w:val="0"/>
+                <w:color w:val="000000" w:themeColor="text1"/>
+                <w:sz w:val="28"/>
+                <w:szCs w:val="28"/>
+                <w14:shadow w14:blurRad="38100" w14:dist="19050" w14:dir="2700000" w14:sx="100000" w14:sy="100000" w14:kx="0" w14:ky="0" w14:algn="tl">
+                  <w14:schemeClr w14:val="dk1">
+                    <w14:alpha w14:val="60000"/>
+                  </w14:schemeClr>
+                </w14:shadow>
+                <w14:textOutline w14:w="0" w14:cap="flat" w14:cmpd="sng" w14:algn="ctr">
+                  <w14:noFill/>
+                  <w14:prstDash w14:val="solid"/>
+                  <w14:round/>
+                </w14:textOutline>
+              </w:rPr>
+              <w:t xml:space="preserve"> [As Per Theme]</w:t>
             </w:r>
           </w:p>
           <w:p>
@@ -10060,6 +10140,7 @@
                 <w:sz w:val="28"/>
                 <w:szCs w:val="28"/>
               </w:rPr>
+              <w:lastRenderedPageBreak/>
               <w:t>Special Effects</w:t>
             </w:r>
             <w:r>
@@ -10072,33 +10153,7 @@
                 <w:sz w:val="28"/>
                 <w:szCs w:val="28"/>
               </w:rPr>
-              <w:t xml:space="preserve"> </w:t>
-            </w:r>
-            <w:proofErr w:type="gramStart"/>
-            <w:r>
-              <w:rPr>
-                <w:rStyle w:val="IntenseEmphasis"/>
-                <w:rFonts w:eastAsia="Calibri Light"/>
-                <w:i w:val="0"/>
-                <w:iCs w:val="0"/>
-                <w:color w:val="ED7D31" w:themeColor="accent2"/>
-                <w:sz w:val="28"/>
-                <w:szCs w:val="28"/>
-              </w:rPr>
-              <w:t>For</w:t>
-            </w:r>
-            <w:proofErr w:type="gramEnd"/>
-            <w:r>
-              <w:rPr>
-                <w:rStyle w:val="IntenseEmphasis"/>
-                <w:rFonts w:eastAsia="Calibri Light"/>
-                <w:i w:val="0"/>
-                <w:iCs w:val="0"/>
-                <w:color w:val="ED7D31" w:themeColor="accent2"/>
-                <w:sz w:val="28"/>
-                <w:szCs w:val="28"/>
-              </w:rPr>
-              <w:t xml:space="preserve"> Jaimala </w:t>
+              <w:t xml:space="preserve"> For Jaimala </w:t>
             </w:r>
           </w:p>
           <w:p>
@@ -10950,202 +11005,101 @@
                 <w:ilvl w:val="0"/>
                 <w:numId w:val="28"/>
               </w:numPr>
-              <w:spacing w:after="0" w:line="240" w:lineRule="auto"/>
-              <w:rPr>
-                <w:rStyle w:val="IntenseEmphasis"/>
-                <w:rFonts w:eastAsia="Calibri Light"/>
-                <w:b w:val="0"/>
-                <w:bCs w:val="0"/>
-                <w:i w:val="0"/>
-                <w:iCs w:val="0"/>
-                <w:color w:val="000000" w:themeColor="text1"/>
-                <w:sz w:val="28"/>
-                <w:szCs w:val="28"/>
-                <w14:shadow w14:blurRad="38100" w14:dist="19050" w14:dir="2700000" w14:sx="100000" w14:sy="100000" w14:kx="0" w14:ky="0" w14:algn="tl">
-                  <w14:schemeClr w14:val="dk1">
-                    <w14:alpha w14:val="60000"/>
-                  </w14:schemeClr>
-                </w14:shadow>
-                <w14:textOutline w14:w="0" w14:cap="flat" w14:cmpd="sng" w14:algn="ctr">
-                  <w14:noFill/>
-                  <w14:prstDash w14:val="solid"/>
-                  <w14:round/>
-                </w14:textOutline>
-              </w:rPr>
-            </w:pPr>
-            <w:r>
-              <w:rPr>
-                <w:rStyle w:val="IntenseEmphasis"/>
-                <w:rFonts w:eastAsia="Calibri Light"/>
-                <w:b w:val="0"/>
-                <w:bCs w:val="0"/>
-                <w:i w:val="0"/>
-                <w:iCs w:val="0"/>
-                <w:color w:val="000000" w:themeColor="text1"/>
-                <w:sz w:val="28"/>
-                <w:szCs w:val="28"/>
-                <w14:shadow w14:blurRad="38100" w14:dist="19050" w14:dir="2700000" w14:sx="100000" w14:sy="100000" w14:kx="0" w14:ky="0" w14:algn="tl">
-                  <w14:schemeClr w14:val="dk1">
-                    <w14:alpha w14:val="60000"/>
-                  </w14:schemeClr>
-                </w14:shadow>
-                <w14:textOutline w14:w="0" w14:cap="flat" w14:cmpd="sng" w14:algn="ctr">
-                  <w14:noFill/>
-                  <w14:prstDash w14:val="solid"/>
-                  <w14:round/>
-                </w14:textOutline>
-              </w:rPr>
-              <w:t xml:space="preserve">21 Piece Barat Band </w:t>
-            </w:r>
-            <w:proofErr w:type="gramStart"/>
-            <w:r>
-              <w:rPr>
-                <w:rStyle w:val="IntenseEmphasis"/>
-                <w:rFonts w:eastAsia="Calibri Light"/>
-                <w:b w:val="0"/>
-                <w:bCs w:val="0"/>
-                <w:i w:val="0"/>
-                <w:iCs w:val="0"/>
-                <w:color w:val="000000" w:themeColor="text1"/>
-                <w:sz w:val="28"/>
-                <w:szCs w:val="28"/>
-                <w14:shadow w14:blurRad="38100" w14:dist="19050" w14:dir="2700000" w14:sx="100000" w14:sy="100000" w14:kx="0" w14:ky="0" w14:algn="tl">
-                  <w14:schemeClr w14:val="dk1">
-                    <w14:alpha w14:val="60000"/>
-                  </w14:schemeClr>
-                </w14:shadow>
-                <w14:textOutline w14:w="0" w14:cap="flat" w14:cmpd="sng" w14:algn="ctr">
-                  <w14:noFill/>
-                  <w14:prstDash w14:val="solid"/>
-                  <w14:round/>
-                </w14:textOutline>
-              </w:rPr>
-              <w:t>With</w:t>
-            </w:r>
-            <w:proofErr w:type="gramEnd"/>
-            <w:r>
-              <w:rPr>
-                <w:rStyle w:val="IntenseEmphasis"/>
-                <w:rFonts w:eastAsia="Calibri Light"/>
-                <w:b w:val="0"/>
-                <w:bCs w:val="0"/>
-                <w:i w:val="0"/>
-                <w:iCs w:val="0"/>
-                <w:color w:val="000000" w:themeColor="text1"/>
-                <w:sz w:val="28"/>
-                <w:szCs w:val="28"/>
-                <w14:shadow w14:blurRad="38100" w14:dist="19050" w14:dir="2700000" w14:sx="100000" w14:sy="100000" w14:kx="0" w14:ky="0" w14:algn="tl">
-                  <w14:schemeClr w14:val="dk1">
-                    <w14:alpha w14:val="60000"/>
-                  </w14:schemeClr>
-                </w14:shadow>
-                <w14:textOutline w14:w="0" w14:cap="flat" w14:cmpd="sng" w14:algn="ctr">
-                  <w14:noFill/>
-                  <w14:prstDash w14:val="solid"/>
-                  <w14:round/>
-                </w14:textOutline>
-              </w:rPr>
-              <w:t xml:space="preserve"> </w:t>
-            </w:r>
-            <w:proofErr w:type="spellStart"/>
-            <w:r>
-              <w:rPr>
-                <w:rStyle w:val="IntenseEmphasis"/>
-                <w:rFonts w:eastAsia="Calibri Light"/>
-                <w:b w:val="0"/>
-                <w:bCs w:val="0"/>
-                <w:i w:val="0"/>
-                <w:iCs w:val="0"/>
-                <w:color w:val="000000" w:themeColor="text1"/>
-                <w:sz w:val="28"/>
-                <w:szCs w:val="28"/>
-                <w14:shadow w14:blurRad="38100" w14:dist="19050" w14:dir="2700000" w14:sx="100000" w14:sy="100000" w14:kx="0" w14:ky="0" w14:algn="tl">
-                  <w14:schemeClr w14:val="dk1">
-                    <w14:alpha w14:val="60000"/>
-                  </w14:schemeClr>
-                </w14:shadow>
-                <w14:textOutline w14:w="0" w14:cap="flat" w14:cmpd="sng" w14:algn="ctr">
-                  <w14:noFill/>
-                  <w14:prstDash w14:val="solid"/>
-                  <w14:round/>
-                </w14:textOutline>
-              </w:rPr>
-              <w:t>Ghodi</w:t>
-            </w:r>
-            <w:proofErr w:type="spellEnd"/>
-            <w:r>
-              <w:rPr>
-                <w:rStyle w:val="IntenseEmphasis"/>
-                <w:rFonts w:eastAsia="Calibri Light"/>
-                <w:b w:val="0"/>
-                <w:bCs w:val="0"/>
-                <w:i w:val="0"/>
-                <w:iCs w:val="0"/>
-                <w:color w:val="000000" w:themeColor="text1"/>
-                <w:sz w:val="28"/>
-                <w:szCs w:val="28"/>
-                <w14:shadow w14:blurRad="38100" w14:dist="19050" w14:dir="2700000" w14:sx="100000" w14:sy="100000" w14:kx="0" w14:ky="0" w14:algn="tl">
-                  <w14:schemeClr w14:val="dk1">
-                    <w14:alpha w14:val="60000"/>
-                  </w14:schemeClr>
-                </w14:shadow>
-                <w14:textOutline w14:w="0" w14:cap="flat" w14:cmpd="sng" w14:algn="ctr">
-                  <w14:noFill/>
-                  <w14:prstDash w14:val="solid"/>
-                  <w14:round/>
-                </w14:textOutline>
-              </w:rPr>
-              <w:t xml:space="preserve"> </w:t>
-            </w:r>
-            <w:proofErr w:type="gramStart"/>
-            <w:r>
-              <w:rPr>
-                <w:rStyle w:val="IntenseEmphasis"/>
-                <w:rFonts w:eastAsia="Calibri Light"/>
-                <w:b w:val="0"/>
-                <w:bCs w:val="0"/>
-                <w:i w:val="0"/>
-                <w:iCs w:val="0"/>
-                <w:color w:val="000000" w:themeColor="text1"/>
-                <w:sz w:val="28"/>
-                <w:szCs w:val="28"/>
-                <w14:shadow w14:blurRad="38100" w14:dist="19050" w14:dir="2700000" w14:sx="100000" w14:sy="100000" w14:kx="0" w14:ky="0" w14:algn="tl">
-                  <w14:schemeClr w14:val="dk1">
-                    <w14:alpha w14:val="60000"/>
-                  </w14:schemeClr>
-                </w14:shadow>
-                <w14:textOutline w14:w="0" w14:cap="flat" w14:cmpd="sng" w14:algn="ctr">
-                  <w14:noFill/>
-                  <w14:prstDash w14:val="solid"/>
-                  <w14:round/>
-                </w14:textOutline>
-              </w:rPr>
-              <w:t>For</w:t>
-            </w:r>
-            <w:proofErr w:type="gramEnd"/>
-            <w:r>
-              <w:rPr>
-                <w:rStyle w:val="IntenseEmphasis"/>
-                <w:rFonts w:eastAsia="Calibri Light"/>
-                <w:b w:val="0"/>
-                <w:bCs w:val="0"/>
-                <w:i w:val="0"/>
-                <w:iCs w:val="0"/>
-                <w:color w:val="000000" w:themeColor="text1"/>
-                <w:sz w:val="28"/>
-                <w:szCs w:val="28"/>
-                <w14:shadow w14:blurRad="38100" w14:dist="19050" w14:dir="2700000" w14:sx="100000" w14:sy="100000" w14:kx="0" w14:ky="0" w14:algn="tl">
-                  <w14:schemeClr w14:val="dk1">
-                    <w14:alpha w14:val="60000"/>
-                  </w14:schemeClr>
-                </w14:shadow>
-                <w14:textOutline w14:w="0" w14:cap="flat" w14:cmpd="sng" w14:algn="ctr">
-                  <w14:noFill/>
-                  <w14:prstDash w14:val="solid"/>
-                  <w14:round/>
-                </w14:textOutline>
-              </w:rPr>
-              <w:t xml:space="preserve"> Rituals</w:t>
+              <w:rPr>
+                <w:rStyle w:val="IntenseEmphasis"/>
+                <w:rFonts w:eastAsia="Calibri Light"/>
+                <w:b w:val="0"/>
+                <w:bCs w:val="0"/>
+                <w:i w:val="0"/>
+                <w:iCs w:val="0"/>
+                <w:color w:val="000000" w:themeColor="text1"/>
+                <w:sz w:val="28"/>
+                <w:szCs w:val="28"/>
+                <w14:shadow w14:blurRad="38100" w14:dist="19050" w14:dir="2700000" w14:sx="100000" w14:sy="100000" w14:kx="0" w14:ky="0" w14:algn="tl">
+                  <w14:schemeClr w14:val="dk1">
+                    <w14:alpha w14:val="60000"/>
+                  </w14:schemeClr>
+                </w14:shadow>
+                <w14:textOutline w14:w="0" w14:cap="flat" w14:cmpd="sng" w14:algn="ctr">
+                  <w14:noFill/>
+                  <w14:prstDash w14:val="solid"/>
+                  <w14:round/>
+                </w14:textOutline>
+              </w:rPr>
+            </w:pPr>
+            <w:r>
+              <w:rPr>
+                <w:rStyle w:val="IntenseEmphasis"/>
+                <w:rFonts w:eastAsia="Calibri Light"/>
+                <w:b w:val="0"/>
+                <w:bCs w:val="0"/>
+                <w:i w:val="0"/>
+                <w:iCs w:val="0"/>
+                <w:color w:val="000000" w:themeColor="text1"/>
+                <w:sz w:val="28"/>
+                <w:szCs w:val="28"/>
+                <w14:shadow w14:blurRad="38100" w14:dist="19050" w14:dir="2700000" w14:sx="100000" w14:sy="100000" w14:kx="0" w14:ky="0" w14:algn="tl">
+                  <w14:schemeClr w14:val="dk1">
+                    <w14:alpha w14:val="60000"/>
+                  </w14:schemeClr>
+                </w14:shadow>
+                <w14:textOutline w14:w="0" w14:cap="flat" w14:cmpd="sng" w14:algn="ctr">
+                  <w14:noFill/>
+                  <w14:prstDash w14:val="solid"/>
+                  <w14:round/>
+                </w14:textOutline>
+              </w:rPr>
+              <w:t>21 Piece Barat Band With Ghodi For Rituals</w:t>
+            </w:r>
+          </w:p>
+          <w:p>
+            <w:pPr>
+              <w:ind w:left="720"/>
+              <w:rPr>
+                <w:rStyle w:val="IntenseEmphasis"/>
+                <w:rFonts w:eastAsia="Calibri Light"/>
+                <w:b w:val="0"/>
+                <w:bCs w:val="0"/>
+                <w:i w:val="0"/>
+                <w:iCs w:val="0"/>
+                <w:color w:val="000000" w:themeColor="text1"/>
+                <w:sz w:val="28"/>
+                <w:szCs w:val="28"/>
+                <w14:shadow w14:blurRad="38100" w14:dist="19050" w14:dir="2700000" w14:sx="100000" w14:sy="100000" w14:kx="0" w14:ky="0" w14:algn="tl">
+                  <w14:schemeClr w14:val="dk1">
+                    <w14:alpha w14:val="60000"/>
+                  </w14:schemeClr>
+                </w14:shadow>
+                <w14:textOutline w14:w="0" w14:cap="flat" w14:cmpd="sng" w14:algn="ctr">
+                  <w14:noFill/>
+                  <w14:prstDash w14:val="solid"/>
+                  <w14:round/>
+                </w14:textOutline>
+              </w:rPr>
+            </w:pPr>
+            <w:r>
+              <w:rPr>
+                <w:rStyle w:val="IntenseEmphasis"/>
+                <w:rFonts w:eastAsia="Calibri Light"/>
+                <w:b w:val="0"/>
+                <w:bCs w:val="0"/>
+                <w:i w:val="0"/>
+                <w:iCs w:val="0"/>
+                <w:color w:val="000000" w:themeColor="text1"/>
+                <w:sz w:val="28"/>
+                <w:szCs w:val="28"/>
+                <w14:shadow w14:blurRad="38100" w14:dist="19050" w14:dir="2700000" w14:sx="100000" w14:sy="100000" w14:kx="0" w14:ky="0" w14:algn="tl">
+                  <w14:schemeClr w14:val="dk1">
+                    <w14:alpha w14:val="60000"/>
+                  </w14:schemeClr>
+                </w14:shadow>
+                <w14:textOutline w14:w="0" w14:cap="flat" w14:cmpd="sng" w14:algn="ctr">
+                  <w14:noFill/>
+                  <w14:prstDash w14:val="solid"/>
+                  <w14:round/>
+                </w14:textOutline>
+              </w:rPr>
+              <w:t>(10 Chattar Boys &amp; 11 Band Baja Artists)</w:t>
             </w:r>
           </w:p>
         </w:tc>
@@ -11397,6 +11351,346 @@
                 </w14:textOutline>
               </w:rPr>
               <w:t>25,000 /-</w:t>
+            </w:r>
+          </w:p>
+        </w:tc>
+      </w:tr>
+      <w:tr>
+        <w:trPr>
+          <w:trHeight w:val="1386"/>
+        </w:trPr>
+        <w:tc>
+          <w:tcPr>
+            <w:tcW w:w="6745" w:type="dxa"/>
+          </w:tcPr>
+          <w:p>
+            <w:pPr>
+              <w:rPr>
+                <w:rStyle w:val="IntenseEmphasis"/>
+                <w:rFonts w:eastAsia="Calibri Light"/>
+                <w:b w:val="0"/>
+                <w:bCs w:val="0"/>
+                <w:i w:val="0"/>
+                <w:iCs w:val="0"/>
+                <w:color w:val="000000" w:themeColor="text1"/>
+                <w:sz w:val="28"/>
+                <w:szCs w:val="28"/>
+                <w14:shadow w14:blurRad="38100" w14:dist="19050" w14:dir="2700000" w14:sx="100000" w14:sy="100000" w14:kx="0" w14:ky="0" w14:algn="tl">
+                  <w14:schemeClr w14:val="dk1">
+                    <w14:alpha w14:val="60000"/>
+                  </w14:schemeClr>
+                </w14:shadow>
+                <w14:textOutline w14:w="0" w14:cap="flat" w14:cmpd="sng" w14:algn="ctr">
+                  <w14:noFill/>
+                  <w14:prstDash w14:val="solid"/>
+                  <w14:round/>
+                </w14:textOutline>
+              </w:rPr>
+            </w:pPr>
+          </w:p>
+          <w:p>
+            <w:pPr>
+              <w:pStyle w:val="ListParagraph"/>
+              <w:numPr>
+                <w:ilvl w:val="0"/>
+                <w:numId w:val="28"/>
+              </w:numPr>
+              <w:rPr>
+                <w:rStyle w:val="IntenseEmphasis"/>
+                <w:rFonts w:eastAsia="Calibri Light"/>
+                <w:b w:val="0"/>
+                <w:bCs w:val="0"/>
+                <w:i w:val="0"/>
+                <w:iCs w:val="0"/>
+                <w:color w:val="000000" w:themeColor="text1"/>
+                <w:sz w:val="28"/>
+                <w:szCs w:val="28"/>
+                <w14:shadow w14:blurRad="38100" w14:dist="19050" w14:dir="2700000" w14:sx="100000" w14:sy="100000" w14:kx="0" w14:ky="0" w14:algn="tl">
+                  <w14:schemeClr w14:val="dk1">
+                    <w14:alpha w14:val="60000"/>
+                  </w14:schemeClr>
+                </w14:shadow>
+                <w14:textOutline w14:w="0" w14:cap="flat" w14:cmpd="sng" w14:algn="ctr">
+                  <w14:noFill/>
+                  <w14:prstDash w14:val="solid"/>
+                  <w14:round/>
+                </w14:textOutline>
+              </w:rPr>
+            </w:pPr>
+            <w:r>
+              <w:rPr>
+                <w:rStyle w:val="IntenseEmphasis"/>
+                <w:rFonts w:eastAsia="Calibri Light"/>
+                <w:b w:val="0"/>
+                <w:bCs w:val="0"/>
+                <w:i w:val="0"/>
+                <w:iCs w:val="0"/>
+                <w:color w:val="000000" w:themeColor="text1"/>
+                <w:sz w:val="28"/>
+                <w:szCs w:val="28"/>
+                <w14:shadow w14:blurRad="38100" w14:dist="19050" w14:dir="2700000" w14:sx="100000" w14:sy="100000" w14:kx="0" w14:ky="0" w14:algn="tl">
+                  <w14:schemeClr w14:val="dk1">
+                    <w14:alpha w14:val="60000"/>
+                  </w14:schemeClr>
+                </w14:shadow>
+                <w14:textOutline w14:w="0" w14:cap="flat" w14:cmpd="sng" w14:algn="ctr">
+                  <w14:noFill/>
+                  <w14:prstDash w14:val="solid"/>
+                  <w14:round/>
+                </w14:textOutline>
+              </w:rPr>
+              <w:t>Dholies Team (4)</w:t>
+            </w:r>
+          </w:p>
+        </w:tc>
+        <w:tc>
+          <w:tcPr>
+            <w:tcW w:w="2613" w:type="dxa"/>
+          </w:tcPr>
+          <w:p>
+            <w:pPr>
+              <w:jc w:val="center"/>
+              <w:rPr>
+                <w:rStyle w:val="IntenseEmphasis"/>
+                <w:rFonts w:eastAsia="Calibri Light"/>
+                <w:b w:val="0"/>
+                <w:bCs w:val="0"/>
+                <w:i w:val="0"/>
+                <w:iCs w:val="0"/>
+                <w:color w:val="000000" w:themeColor="text1"/>
+                <w:sz w:val="28"/>
+                <w:szCs w:val="28"/>
+                <w14:shadow w14:blurRad="38100" w14:dist="19050" w14:dir="2700000" w14:sx="100000" w14:sy="100000" w14:kx="0" w14:ky="0" w14:algn="tl">
+                  <w14:schemeClr w14:val="dk1">
+                    <w14:alpha w14:val="60000"/>
+                  </w14:schemeClr>
+                </w14:shadow>
+                <w14:textOutline w14:w="0" w14:cap="flat" w14:cmpd="sng" w14:algn="ctr">
+                  <w14:noFill/>
+                  <w14:prstDash w14:val="solid"/>
+                  <w14:round/>
+                </w14:textOutline>
+              </w:rPr>
+            </w:pPr>
+          </w:p>
+          <w:p>
+            <w:pPr>
+              <w:jc w:val="center"/>
+              <w:rPr>
+                <w:rStyle w:val="IntenseEmphasis"/>
+                <w:rFonts w:eastAsia="Calibri Light"/>
+                <w:b w:val="0"/>
+                <w:bCs w:val="0"/>
+                <w:i w:val="0"/>
+                <w:iCs w:val="0"/>
+                <w:color w:val="000000" w:themeColor="text1"/>
+                <w:sz w:val="28"/>
+                <w:szCs w:val="28"/>
+                <w14:shadow w14:blurRad="38100" w14:dist="19050" w14:dir="2700000" w14:sx="100000" w14:sy="100000" w14:kx="0" w14:ky="0" w14:algn="tl">
+                  <w14:schemeClr w14:val="dk1">
+                    <w14:alpha w14:val="60000"/>
+                  </w14:schemeClr>
+                </w14:shadow>
+                <w14:textOutline w14:w="0" w14:cap="flat" w14:cmpd="sng" w14:algn="ctr">
+                  <w14:noFill/>
+                  <w14:prstDash w14:val="solid"/>
+                  <w14:round/>
+                </w14:textOutline>
+              </w:rPr>
+            </w:pPr>
+            <w:r>
+              <w:rPr>
+                <w:rStyle w:val="IntenseEmphasis"/>
+                <w:rFonts w:eastAsia="Calibri Light"/>
+                <w:b w:val="0"/>
+                <w:bCs w:val="0"/>
+                <w:i w:val="0"/>
+                <w:iCs w:val="0"/>
+                <w:color w:val="000000" w:themeColor="text1"/>
+                <w:sz w:val="28"/>
+                <w:szCs w:val="28"/>
+                <w14:shadow w14:blurRad="38100" w14:dist="19050" w14:dir="2700000" w14:sx="100000" w14:sy="100000" w14:kx="0" w14:ky="0" w14:algn="tl">
+                  <w14:schemeClr w14:val="dk1">
+                    <w14:alpha w14:val="60000"/>
+                  </w14:schemeClr>
+                </w14:shadow>
+                <w14:textOutline w14:w="0" w14:cap="flat" w14:cmpd="sng" w14:algn="ctr">
+                  <w14:noFill/>
+                  <w14:prstDash w14:val="solid"/>
+                  <w14:round/>
+                </w14:textOutline>
+              </w:rPr>
+              <w:t>10,000 /-</w:t>
+            </w:r>
+          </w:p>
+        </w:tc>
+      </w:tr>
+      <w:tr>
+        <w:trPr>
+          <w:trHeight w:val="1386"/>
+        </w:trPr>
+        <w:tc>
+          <w:tcPr>
+            <w:tcW w:w="6745" w:type="dxa"/>
+          </w:tcPr>
+          <w:p>
+            <w:pPr>
+              <w:rPr>
+                <w:rStyle w:val="IntenseEmphasis"/>
+                <w:rFonts w:eastAsia="Calibri Light"/>
+                <w:b w:val="0"/>
+                <w:bCs w:val="0"/>
+                <w:i w:val="0"/>
+                <w:iCs w:val="0"/>
+                <w:color w:val="000000" w:themeColor="text1"/>
+                <w:sz w:val="28"/>
+                <w:szCs w:val="28"/>
+                <w14:shadow w14:blurRad="38100" w14:dist="19050" w14:dir="2700000" w14:sx="100000" w14:sy="100000" w14:kx="0" w14:ky="0" w14:algn="tl">
+                  <w14:schemeClr w14:val="dk1">
+                    <w14:alpha w14:val="60000"/>
+                  </w14:schemeClr>
+                </w14:shadow>
+                <w14:textOutline w14:w="0" w14:cap="flat" w14:cmpd="sng" w14:algn="ctr">
+                  <w14:noFill/>
+                  <w14:prstDash w14:val="solid"/>
+                  <w14:round/>
+                </w14:textOutline>
+              </w:rPr>
+            </w:pPr>
+          </w:p>
+          <w:p>
+            <w:pPr>
+              <w:pStyle w:val="ListParagraph"/>
+              <w:numPr>
+                <w:ilvl w:val="0"/>
+                <w:numId w:val="28"/>
+              </w:numPr>
+              <w:rPr>
+                <w:rStyle w:val="IntenseEmphasis"/>
+                <w:rFonts w:eastAsia="Calibri Light"/>
+                <w:b w:val="0"/>
+                <w:bCs w:val="0"/>
+                <w:i w:val="0"/>
+                <w:iCs w:val="0"/>
+                <w:color w:val="000000" w:themeColor="text1"/>
+                <w:sz w:val="28"/>
+                <w:szCs w:val="28"/>
+                <w14:shadow w14:blurRad="38100" w14:dist="19050" w14:dir="2700000" w14:sx="100000" w14:sy="100000" w14:kx="0" w14:ky="0" w14:algn="tl">
+                  <w14:schemeClr w14:val="dk1">
+                    <w14:alpha w14:val="60000"/>
+                  </w14:schemeClr>
+                </w14:shadow>
+                <w14:textOutline w14:w="0" w14:cap="flat" w14:cmpd="sng" w14:algn="ctr">
+                  <w14:noFill/>
+                  <w14:prstDash w14:val="solid"/>
+                  <w14:round/>
+                </w14:textOutline>
+              </w:rPr>
+            </w:pPr>
+            <w:r>
+              <w:rPr>
+                <w:rStyle w:val="IntenseEmphasis"/>
+                <w:rFonts w:eastAsia="Calibri Light"/>
+                <w:b w:val="0"/>
+                <w:bCs w:val="0"/>
+                <w:i w:val="0"/>
+                <w:iCs w:val="0"/>
+                <w:color w:val="000000" w:themeColor="text1"/>
+                <w:sz w:val="28"/>
+                <w:szCs w:val="28"/>
+                <w14:shadow w14:blurRad="38100" w14:dist="19050" w14:dir="2700000" w14:sx="100000" w14:sy="100000" w14:kx="0" w14:ky="0" w14:algn="tl">
+                  <w14:schemeClr w14:val="dk1">
+                    <w14:alpha w14:val="60000"/>
+                  </w14:schemeClr>
+                </w14:shadow>
+                <w14:textOutline w14:w="0" w14:cap="flat" w14:cmpd="sng" w14:algn="ctr">
+                  <w14:noFill/>
+                  <w14:prstDash w14:val="solid"/>
+                  <w14:round/>
+                </w14:textOutline>
+              </w:rPr>
+              <w:t>DJ On Wheels</w:t>
+            </w:r>
+          </w:p>
+        </w:tc>
+        <w:tc>
+          <w:tcPr>
+            <w:tcW w:w="2613" w:type="dxa"/>
+          </w:tcPr>
+          <w:p>
+            <w:pPr>
+              <w:jc w:val="center"/>
+              <w:rPr>
+                <w:rStyle w:val="IntenseEmphasis"/>
+                <w:rFonts w:eastAsia="Calibri Light"/>
+                <w:b w:val="0"/>
+                <w:bCs w:val="0"/>
+                <w:i w:val="0"/>
+                <w:iCs w:val="0"/>
+                <w:color w:val="000000" w:themeColor="text1"/>
+                <w:sz w:val="28"/>
+                <w:szCs w:val="28"/>
+                <w14:shadow w14:blurRad="38100" w14:dist="19050" w14:dir="2700000" w14:sx="100000" w14:sy="100000" w14:kx="0" w14:ky="0" w14:algn="tl">
+                  <w14:schemeClr w14:val="dk1">
+                    <w14:alpha w14:val="60000"/>
+                  </w14:schemeClr>
+                </w14:shadow>
+                <w14:textOutline w14:w="0" w14:cap="flat" w14:cmpd="sng" w14:algn="ctr">
+                  <w14:noFill/>
+                  <w14:prstDash w14:val="solid"/>
+                  <w14:round/>
+                </w14:textOutline>
+              </w:rPr>
+            </w:pPr>
+          </w:p>
+          <w:p>
+            <w:pPr>
+              <w:jc w:val="center"/>
+              <w:rPr>
+                <w:rStyle w:val="IntenseEmphasis"/>
+                <w:rFonts w:eastAsia="Calibri Light"/>
+                <w:b w:val="0"/>
+                <w:bCs w:val="0"/>
+                <w:i w:val="0"/>
+                <w:iCs w:val="0"/>
+                <w:color w:val="000000" w:themeColor="text1"/>
+                <w:sz w:val="28"/>
+                <w:szCs w:val="28"/>
+                <w14:shadow w14:blurRad="38100" w14:dist="19050" w14:dir="2700000" w14:sx="100000" w14:sy="100000" w14:kx="0" w14:ky="0" w14:algn="tl">
+                  <w14:schemeClr w14:val="dk1">
+                    <w14:alpha w14:val="60000"/>
+                  </w14:schemeClr>
+                </w14:shadow>
+                <w14:textOutline w14:w="0" w14:cap="flat" w14:cmpd="sng" w14:algn="ctr">
+                  <w14:noFill/>
+                  <w14:prstDash w14:val="solid"/>
+                  <w14:round/>
+                </w14:textOutline>
+              </w:rPr>
+            </w:pPr>
+            <w:r>
+              <w:rPr>
+                <w:rStyle w:val="IntenseEmphasis"/>
+                <w:rFonts w:eastAsia="Calibri Light"/>
+                <w:b w:val="0"/>
+                <w:bCs w:val="0"/>
+                <w:i w:val="0"/>
+                <w:iCs w:val="0"/>
+                <w:color w:val="000000" w:themeColor="text1"/>
+                <w:sz w:val="28"/>
+                <w:szCs w:val="28"/>
+                <w14:shadow w14:blurRad="38100" w14:dist="19050" w14:dir="2700000" w14:sx="100000" w14:sy="100000" w14:kx="0" w14:ky="0" w14:algn="tl">
+                  <w14:schemeClr w14:val="dk1">
+                    <w14:alpha w14:val="60000"/>
+                  </w14:schemeClr>
+                </w14:shadow>
+                <w14:textOutline w14:w="0" w14:cap="flat" w14:cmpd="sng" w14:algn="ctr">
+                  <w14:noFill/>
+                  <w14:prstDash w14:val="solid"/>
+                  <w14:round/>
+                </w14:textOutline>
+              </w:rPr>
+              <w:t>On Final Call</w:t>
             </w:r>
           </w:p>
         </w:tc>
